--- a/treasury-platform/docs/48-PHASE2-S3-BUILD.docx
+++ b/treasury-platform/docs/48-PHASE2-S3-BUILD.docx
@@ -1334,7 +1334,7 @@
         <w:spacing w:after="50" w:before="0"/>
         <w:ind w:left="0"/>
       </w:pPr>
-      <w:hyperlink w:history="1" w:anchor="_sec7">
+      <w:hyperlink w:history="1" w:anchor="_sec8">
         <w:r>
           <w:rPr>
             <w:rFonts w:ascii="Arial" w:cs="Arial" w:eastAsia="Arial" w:hAnsi="Arial"/>
@@ -1355,7 +1355,7 @@
         <w:spacing w:after="50" w:before="0"/>
         <w:ind w:left="0"/>
       </w:pPr>
-      <w:hyperlink w:history="1" w:anchor="_sec8">
+      <w:hyperlink w:history="1" w:anchor="_sec9">
         <w:r>
           <w:rPr>
             <w:rFonts w:ascii="Arial" w:cs="Arial" w:eastAsia="Arial" w:hAnsi="Arial"/>
@@ -1376,7 +1376,7 @@
         <w:spacing w:after="50" w:before="0"/>
         <w:ind w:left="0"/>
       </w:pPr>
-      <w:hyperlink w:history="1" w:anchor="_sec9">
+      <w:hyperlink w:history="1" w:anchor="_sec10">
         <w:r>
           <w:rPr>
             <w:rFonts w:ascii="Arial" w:cs="Arial" w:eastAsia="Arial" w:hAnsi="Arial"/>
@@ -2725,10 +2725,411 @@
     </w:p>
     <w:p>
       <w:pPr>
+        <w:pStyle w:val="Heading2"/>
+        <w:bidi/>
+      </w:pPr>
+      <w:bookmarkStart w:name="_sec7" w:id="7"/>
+      <w:r>
+        <w:rPr>
+          <w:rFonts w:ascii="Arial" w:cs="Arial" w:eastAsia="Arial" w:hAnsi="Arial"/>
+          <w:b/>
+          <w:bCs/>
+          <w:color w:val="2B5C8A"/>
+          <w:sz w:val="26"/>
+          <w:szCs w:val="26"/>
+          <w:rtl/>
+        </w:rPr>
+        <w:t xml:space="preserve">3.4 التنفيذ وبقية الشروط واللوحات (S3-E وH)</w:t>
+      </w:r>
+      <w:bookmarkEnd w:id="7"/>
+    </w:p>
+    <w:p>
+      <w:pPr>
+        <w:pStyle w:val="ListParagraph"/>
+        <w:numPr>
+          <w:ilvl w:val="0"/>
+          <w:numId w:val="2"/>
+        </w:numPr>
+        <w:bidi/>
+        <w:spacing w:after="70" w:before="0" w:line="300"/>
+      </w:pPr>
+      <w:r>
+        <w:rPr>
+          <w:rFonts w:ascii="Arial" w:cs="Arial" w:eastAsia="Arial" w:hAnsi="Arial"/>
+          <w:b/>
+          <w:bCs/>
+          <w:sz w:val="21"/>
+          <w:szCs w:val="21"/>
+          <w:rtl/>
+        </w:rPr>
+        <w:t xml:space="preserve">التنفيذ.</w:t>
+      </w:r>
+      <w:r>
+        <w:rPr>
+          <w:rFonts w:ascii="Arial" w:cs="Arial" w:eastAsia="Arial" w:hAnsi="Arial"/>
+          <w:b w:val="false"/>
+          <w:bCs w:val="false"/>
+          <w:sz w:val="21"/>
+          <w:szCs w:val="21"/>
+          <w:rtl/>
+        </w:rPr>
+        <w:t xml:space="preserve"> يسجّل المسند إليه مرحلة التنفيذ قناته ومرجع البنك وإيصاله (FR-LCI-010). والإيصال مستند «إشعار استلام بنك» محفوظ للشركة. والإصدار يرفض التحويل دون إيصال (V-LCI-RECEIPT)، إلا إن أُطفئ الإعداد </w:t>
+      </w:r>
+      <w:r>
+        <w:rPr>
+          <w:rFonts w:ascii="Courier New" w:cs="Courier New" w:eastAsia="Courier New" w:hAnsi="Courier New"/>
+          <w:b w:val="false"/>
+          <w:bCs w:val="false"/>
+          <w:color w:val="1F2937"/>
+          <w:sz w:val="18"/>
+          <w:szCs w:val="18"/>
+          <w:shd w:fill="F1F3F5" w:color="auto" w:val="clear"/>
+          <w:rtl/>
+        </w:rPr>
+        <w:t xml:space="preserve">‎lc.execution.require_receipt‎</w:t>
+      </w:r>
+      <w:r>
+        <w:rPr>
+          <w:rFonts w:ascii="Arial" w:cs="Arial" w:eastAsia="Arial" w:hAnsi="Arial"/>
+          <w:b w:val="false"/>
+          <w:bCs w:val="false"/>
+          <w:sz w:val="21"/>
+          <w:szCs w:val="21"/>
+          <w:rtl/>
+        </w:rPr>
+        <w:t xml:space="preserve">.</w:t>
+      </w:r>
+    </w:p>
+    <w:p>
+      <w:pPr>
+        <w:pStyle w:val="ListParagraph"/>
+        <w:numPr>
+          <w:ilvl w:val="0"/>
+          <w:numId w:val="2"/>
+        </w:numPr>
+        <w:bidi/>
+        <w:spacing w:after="70" w:before="0" w:line="300"/>
+      </w:pPr>
+      <w:r>
+        <w:rPr>
+          <w:rFonts w:ascii="Arial" w:cs="Arial" w:eastAsia="Arial" w:hAnsi="Arial"/>
+          <w:b/>
+          <w:bCs/>
+          <w:sz w:val="21"/>
+          <w:szCs w:val="21"/>
+          <w:rtl/>
+        </w:rPr>
+        <w:t xml:space="preserve">رقم IBAN للمستفيد.</w:t>
+      </w:r>
+      <w:r>
+        <w:rPr>
+          <w:rFonts w:ascii="Arial" w:cs="Arial" w:eastAsia="Arial" w:hAnsi="Arial"/>
+          <w:b w:val="false"/>
+          <w:bCs w:val="false"/>
+          <w:sz w:val="21"/>
+          <w:szCs w:val="21"/>
+          <w:rtl/>
+        </w:rPr>
+        <w:t xml:space="preserve"> يُفحص بطول بلده ورقمي التحقق، ثم يُختم بمفتاح البيانات للمشترك، ويُحفظ معه قناعه وفهرسه الأعمى. لا يُحفظ ولا يُعاد نصًا صريحًا. ويُقفل مع الشروط عند التقديم. ولا يُكشف إلا لحامل </w:t>
+      </w:r>
+      <w:r>
+        <w:rPr>
+          <w:rFonts w:ascii="Courier New" w:cs="Courier New" w:eastAsia="Courier New" w:hAnsi="Courier New"/>
+          <w:b w:val="false"/>
+          <w:bCs w:val="false"/>
+          <w:color w:val="1F2937"/>
+          <w:sz w:val="18"/>
+          <w:szCs w:val="18"/>
+          <w:shd w:fill="F1F3F5" w:color="auto" w:val="clear"/>
+          <w:rtl/>
+        </w:rPr>
+        <w:t xml:space="preserve">‎lc.view.internal‎</w:t>
+      </w:r>
+      <w:r>
+        <w:rPr>
+          <w:rFonts w:ascii="Arial" w:cs="Arial" w:eastAsia="Arial" w:hAnsi="Arial"/>
+          <w:b w:val="false"/>
+          <w:bCs w:val="false"/>
+          <w:sz w:val="21"/>
+          <w:szCs w:val="21"/>
+          <w:rtl/>
+        </w:rPr>
+        <w:t xml:space="preserve"> بسبب مكتوب، ويُدقَّق الكشف ورفضه.</w:t>
+      </w:r>
+    </w:p>
+    <w:p>
+      <w:pPr>
+        <w:pStyle w:val="ListParagraph"/>
+        <w:numPr>
+          <w:ilvl w:val="0"/>
+          <w:numId w:val="2"/>
+        </w:numPr>
+        <w:bidi/>
+        <w:spacing w:after="70" w:before="0" w:line="300"/>
+      </w:pPr>
+      <w:r>
+        <w:rPr>
+          <w:rFonts w:ascii="Arial" w:cs="Arial" w:eastAsia="Arial" w:hAnsi="Arial"/>
+          <w:b/>
+          <w:bCs/>
+          <w:sz w:val="21"/>
+          <w:szCs w:val="21"/>
+          <w:rtl/>
+        </w:rPr>
+        <w:t xml:space="preserve">الشروط المطبوعة (OQ-14).</w:t>
+      </w:r>
+      <w:r>
+        <w:rPr>
+          <w:rFonts w:ascii="Arial" w:cs="Arial" w:eastAsia="Arial" w:hAnsi="Arial"/>
+          <w:b w:val="false"/>
+          <w:bCs w:val="false"/>
+          <w:sz w:val="21"/>
+          <w:szCs w:val="21"/>
+          <w:rtl/>
+        </w:rPr>
+        <w:t xml:space="preserve"> صفحة HTML تطبعها المتصفح: الحقول بأقسامها، ومراجع UCP 600 بنجمة على المادة غير المحققة، والمبلغ كتابة، والمستندات بنصوصها من مكتبة البنود مع شريط «لم يُراجَع قانونيًا»، والرسوم، والبصمة. وحاشية UCP لا تُطفأ ما دامت مادة مستعملة غير محققة (V-LCT-UCP-FOOTNOTE). وللصفحة سياسة CSP خاصة، والطباعة مدقَّقة.</w:t>
+      </w:r>
+    </w:p>
+    <w:p>
+      <w:pPr>
+        <w:pStyle w:val="ListParagraph"/>
+        <w:numPr>
+          <w:ilvl w:val="0"/>
+          <w:numId w:val="2"/>
+        </w:numPr>
+        <w:bidi/>
+        <w:spacing w:after="70" w:before="0" w:line="300"/>
+      </w:pPr>
+      <w:r>
+        <w:rPr>
+          <w:rFonts w:ascii="Arial" w:cs="Arial" w:eastAsia="Arial" w:hAnsi="Arial"/>
+          <w:b/>
+          <w:bCs/>
+          <w:sz w:val="21"/>
+          <w:szCs w:val="21"/>
+          <w:rtl/>
+        </w:rPr>
+        <w:t xml:space="preserve">نماذج البنوك.</w:t>
+      </w:r>
+      <w:r>
+        <w:rPr>
+          <w:rFonts w:ascii="Arial" w:cs="Arial" w:eastAsia="Arial" w:hAnsi="Arial"/>
+          <w:b w:val="false"/>
+          <w:bCs w:val="false"/>
+          <w:sz w:val="21"/>
+          <w:szCs w:val="21"/>
+          <w:rtl/>
+        </w:rPr>
+        <w:t xml:space="preserve"> قالب لكل بنك ومنتج وشركة بإصدارات، وربط حقوله من مصادر </w:t>
+      </w:r>
+      <w:r>
+        <w:rPr>
+          <w:rFonts w:ascii="Courier New" w:cs="Courier New" w:eastAsia="Courier New" w:hAnsi="Courier New"/>
+          <w:b w:val="false"/>
+          <w:bCs w:val="false"/>
+          <w:color w:val="1F2937"/>
+          <w:sz w:val="18"/>
+          <w:szCs w:val="18"/>
+          <w:shd w:fill="F1F3F5" w:color="auto" w:val="clear"/>
+          <w:rtl/>
+        </w:rPr>
+        <w:t xml:space="preserve">‎terms.‎</w:t>
+      </w:r>
+      <w:r>
+        <w:rPr>
+          <w:rFonts w:ascii="Arial" w:cs="Arial" w:eastAsia="Arial" w:hAnsi="Arial"/>
+          <w:b w:val="false"/>
+          <w:bCs w:val="false"/>
+          <w:sz w:val="21"/>
+          <w:szCs w:val="21"/>
+          <w:rtl/>
+        </w:rPr>
+        <w:t xml:space="preserve"> و</w:t>
+      </w:r>
+      <w:r>
+        <w:rPr>
+          <w:rFonts w:ascii="Courier New" w:cs="Courier New" w:eastAsia="Courier New" w:hAnsi="Courier New"/>
+          <w:b w:val="false"/>
+          <w:bCs w:val="false"/>
+          <w:color w:val="1F2937"/>
+          <w:sz w:val="18"/>
+          <w:szCs w:val="18"/>
+          <w:shd w:fill="F1F3F5" w:color="auto" w:val="clear"/>
+          <w:rtl/>
+        </w:rPr>
+        <w:t xml:space="preserve">‎company.‎</w:t>
+      </w:r>
+      <w:r>
+        <w:rPr>
+          <w:rFonts w:ascii="Arial" w:cs="Arial" w:eastAsia="Arial" w:hAnsi="Arial"/>
+          <w:b w:val="false"/>
+          <w:bCs w:val="false"/>
+          <w:sz w:val="21"/>
+          <w:szCs w:val="21"/>
+          <w:rtl/>
+        </w:rPr>
+        <w:t xml:space="preserve"> و</w:t>
+      </w:r>
+      <w:r>
+        <w:rPr>
+          <w:rFonts w:ascii="Courier New" w:cs="Courier New" w:eastAsia="Courier New" w:hAnsi="Courier New"/>
+          <w:b w:val="false"/>
+          <w:bCs w:val="false"/>
+          <w:color w:val="1F2937"/>
+          <w:sz w:val="18"/>
+          <w:szCs w:val="18"/>
+          <w:shd w:fill="F1F3F5" w:color="auto" w:val="clear"/>
+          <w:rtl/>
+        </w:rPr>
+        <w:t xml:space="preserve">‎counterparty.‎</w:t>
+      </w:r>
+      <w:r>
+        <w:rPr>
+          <w:rFonts w:ascii="Arial" w:cs="Arial" w:eastAsia="Arial" w:hAnsi="Arial"/>
+          <w:b w:val="false"/>
+          <w:bCs w:val="false"/>
+          <w:sz w:val="21"/>
+          <w:szCs w:val="21"/>
+          <w:rtl/>
+        </w:rPr>
+        <w:t xml:space="preserve"> و</w:t>
+      </w:r>
+      <w:r>
+        <w:rPr>
+          <w:rFonts w:ascii="Courier New" w:cs="Courier New" w:eastAsia="Courier New" w:hAnsi="Courier New"/>
+          <w:b w:val="false"/>
+          <w:bCs w:val="false"/>
+          <w:color w:val="1F2937"/>
+          <w:sz w:val="18"/>
+          <w:szCs w:val="18"/>
+          <w:shd w:fill="F1F3F5" w:color="auto" w:val="clear"/>
+          <w:rtl/>
+        </w:rPr>
+        <w:t xml:space="preserve">‎facility.‎</w:t>
+      </w:r>
+      <w:r>
+        <w:rPr>
+          <w:rFonts w:ascii="Arial" w:cs="Arial" w:eastAsia="Arial" w:hAnsi="Arial"/>
+          <w:b w:val="false"/>
+          <w:bCs w:val="false"/>
+          <w:sz w:val="21"/>
+          <w:szCs w:val="21"/>
+          <w:rtl/>
+        </w:rPr>
+        <w:t xml:space="preserve"> بتحويلات محددة. والقالب المفعَّل لا يُعدَّل. ويُختار للطلب أخصّ قالب فعّال (الشركة ثم البنك ثم المنتج)، ويُعدّ الناقص الإلزامي، فلا تكون الورقة «رسمية» حتى يكتمل.</w:t>
+      </w:r>
+    </w:p>
+    <w:p>
+      <w:pPr>
+        <w:pStyle w:val="ListParagraph"/>
+        <w:numPr>
+          <w:ilvl w:val="0"/>
+          <w:numId w:val="2"/>
+        </w:numPr>
+        <w:bidi/>
+        <w:spacing w:after="70" w:before="0" w:line="300"/>
+      </w:pPr>
+      <w:r>
+        <w:rPr>
+          <w:rFonts w:ascii="Arial" w:cs="Arial" w:eastAsia="Arial" w:hAnsi="Arial"/>
+          <w:b/>
+          <w:bCs/>
+          <w:sz w:val="21"/>
+          <w:szCs w:val="21"/>
+          <w:rtl/>
+        </w:rPr>
+        <w:t xml:space="preserve">اللوحات (FR-REQ-018 إلى 020).</w:t>
+      </w:r>
+      <w:r>
+        <w:rPr>
+          <w:rFonts w:ascii="Arial" w:cs="Arial" w:eastAsia="Arial" w:hAnsi="Arial"/>
+          <w:b w:val="false"/>
+          <w:bCs w:val="false"/>
+          <w:sz w:val="21"/>
+          <w:szCs w:val="21"/>
+          <w:rtl/>
+        </w:rPr>
+        <w:t xml:space="preserve"> لوحة مقدّم الطلب، ولوحة موظف الخزينة، ولوحة مدير الخزينة بالمتاح على الخط لكل موافقة، وتجاوزات المهل، وقِدم الطابور، وحمل الموظفين، والحجوزات القديمة.</w:t>
+      </w:r>
+    </w:p>
+    <w:p>
+      <w:pPr>
+        <w:pStyle w:val="ListParagraph"/>
+        <w:numPr>
+          <w:ilvl w:val="0"/>
+          <w:numId w:val="2"/>
+        </w:numPr>
+        <w:bidi/>
+        <w:spacing w:after="70" w:before="0" w:line="300"/>
+      </w:pPr>
+      <w:r>
+        <w:rPr>
+          <w:rFonts w:ascii="Arial" w:cs="Arial" w:eastAsia="Arial" w:hAnsi="Arial"/>
+          <w:b/>
+          <w:bCs/>
+          <w:sz w:val="21"/>
+          <w:szCs w:val="21"/>
+          <w:rtl/>
+        </w:rPr>
+        <w:t xml:space="preserve">الشاشات.</w:t>
+      </w:r>
+      <w:r>
+        <w:rPr>
+          <w:rFonts w:ascii="Arial" w:cs="Arial" w:eastAsia="Arial" w:hAnsi="Arial"/>
+          <w:b w:val="false"/>
+          <w:bCs w:val="false"/>
+          <w:sz w:val="21"/>
+          <w:szCs w:val="21"/>
+          <w:rtl/>
+        </w:rPr>
+        <w:t xml:space="preserve"> محرر الشروط، واللوحات، وقوالب نماذج البنوك للقراءة (ملحق DOC-B07 §11).</w:t>
+      </w:r>
+    </w:p>
+    <w:p>
+      <w:pPr>
+        <w:pStyle w:val="ListParagraph"/>
+        <w:numPr>
+          <w:ilvl w:val="0"/>
+          <w:numId w:val="2"/>
+        </w:numPr>
+        <w:bidi/>
+        <w:spacing w:after="70" w:before="0" w:line="300"/>
+      </w:pPr>
+      <w:r>
+        <w:rPr>
+          <w:rFonts w:ascii="Arial" w:cs="Arial" w:eastAsia="Arial" w:hAnsi="Arial"/>
+          <w:b/>
+          <w:bCs/>
+          <w:sz w:val="21"/>
+          <w:szCs w:val="21"/>
+          <w:rtl/>
+        </w:rPr>
+        <w:t xml:space="preserve">بيانات الخروج (OQ-13).</w:t>
+      </w:r>
+      <w:r>
+        <w:rPr>
+          <w:rFonts w:ascii="Arial" w:cs="Arial" w:eastAsia="Arial" w:hAnsi="Arial"/>
+          <w:b w:val="false"/>
+          <w:bCs w:val="false"/>
+          <w:sz w:val="21"/>
+          <w:szCs w:val="21"/>
+          <w:rtl/>
+        </w:rPr>
+        <w:t xml:space="preserve"> حزمة DS-LC-C الاصطناعية: مورّدان وأربعة اعتمادات على خط الاتفاقية C بالأرقام المتوقعة بعد كل خطوة.</w:t>
+      </w:r>
+    </w:p>
+    <w:p>
+      <w:pPr>
+        <w:bidi/>
+        <w:spacing w:after="60" w:before="0"/>
+      </w:pPr>
+    </w:p>
+    <w:p>
+      <w:pPr>
         <w:pStyle w:val="Heading1"/>
         <w:bidi/>
       </w:pPr>
-      <w:bookmarkStart w:name="_sec7" w:id="7"/>
+      <w:bookmarkStart w:name="_sec8" w:id="8"/>
       <w:r>
         <w:rPr>
           <w:rFonts w:ascii="Arial" w:cs="Arial" w:eastAsia="Arial" w:hAnsi="Arial"/>
@@ -2741,7 +3142,7 @@
         </w:rPr>
         <w:t xml:space="preserve">4. الافتراضات بانتظار الاعتماد (OQ-1 إلى OQ-19)</w:t>
       </w:r>
-      <w:bookmarkEnd w:id="7"/>
+      <w:bookmarkEnd w:id="8"/>
     </w:p>
     <w:tbl>
       <w:tblPr>
@@ -4335,7 +4736,7 @@
         <w:pStyle w:val="Heading1"/>
         <w:bidi/>
       </w:pPr>
-      <w:bookmarkStart w:name="_sec8" w:id="8"/>
+      <w:bookmarkStart w:name="_sec9" w:id="9"/>
       <w:r>
         <w:rPr>
           <w:rFonts w:ascii="Arial" w:cs="Arial" w:eastAsia="Arial" w:hAnsi="Arial"/>
@@ -4348,7 +4749,7 @@
         </w:rPr>
         <w:t xml:space="preserve">5. ما لم يُبنَ بعد والانحرافات</w:t>
       </w:r>
-      <w:bookmarkEnd w:id="8"/>
+      <w:bookmarkEnd w:id="9"/>
     </w:p>
     <w:p>
       <w:pPr>
@@ -4369,42 +4770,18 @@
           <w:szCs w:val="21"/>
           <w:rtl/>
         </w:rPr>
-        <w:t xml:space="preserve">التنفيذ.</w:t>
-      </w:r>
-      <w:r>
-        <w:rPr>
-          <w:rFonts w:ascii="Arial" w:cs="Arial" w:eastAsia="Arial" w:hAnsi="Arial"/>
-          <w:b w:val="false"/>
-          <w:bCs w:val="false"/>
-          <w:sz w:val="21"/>
-          <w:szCs w:val="21"/>
-          <w:rtl/>
-        </w:rPr>
-        <w:t xml:space="preserve"> قناة التنفيذ وإيصال البنك قبل الإصدار (FR-LCI-010، والإعداد </w:t>
-      </w:r>
-      <w:r>
-        <w:rPr>
-          <w:rFonts w:ascii="Courier New" w:cs="Courier New" w:eastAsia="Courier New" w:hAnsi="Courier New"/>
-          <w:b w:val="false"/>
-          <w:bCs w:val="false"/>
-          <w:color w:val="1F2937"/>
-          <w:sz w:val="18"/>
-          <w:szCs w:val="18"/>
-          <w:shd w:fill="F1F3F5" w:color="auto" w:val="clear"/>
-          <w:rtl/>
-        </w:rPr>
-        <w:t xml:space="preserve">‎lc.execution.require_receipt‎</w:t>
-      </w:r>
-      <w:r>
-        <w:rPr>
-          <w:rFonts w:ascii="Arial" w:cs="Arial" w:eastAsia="Arial" w:hAnsi="Arial"/>
-          <w:b w:val="false"/>
-          <w:bCs w:val="false"/>
-          <w:sz w:val="21"/>
-          <w:szCs w:val="21"/>
-          <w:rtl/>
-        </w:rPr>
-        <w:t xml:space="preserve">) لم يُبنيا. الإصدار يطلب نسخة الاعتماد فقط.</w:t>
+        <w:t xml:space="preserve">لم يُشغَّل بعد.</w:t>
+      </w:r>
+      <w:r>
+        <w:rPr>
+          <w:rFonts w:ascii="Arial" w:cs="Arial" w:eastAsia="Arial" w:hAnsi="Arial"/>
+          <w:b w:val="false"/>
+          <w:bCs w:val="false"/>
+          <w:sz w:val="21"/>
+          <w:szCs w:val="21"/>
+          <w:rtl/>
+        </w:rPr>
+        <w:t xml:space="preserve"> بطلب المالك كُتبت اختبارات الدفعة الأخيرة وجُمِّعت ولم تُشغَّل: AC-FAC-12 عبر HTTP، والخروج على DS-LC-C، واختبار IBAN والطباعة ونموذج البنك واللوحات، ومقطع S3 في اختبار المتصفح. وتغيّر AC-REQ-1 والاعتماد المسحوب والتعديل بإضافة الإيصال. تُشغَّل كلها في دورة CI واحدة بعد اكتمال البناء (ملحق DOC-B02 §12).</w:t>
       </w:r>
     </w:p>
     <w:p>
@@ -4459,106 +4836,18 @@
           <w:szCs w:val="21"/>
           <w:rtl/>
         </w:rPr>
-        <w:t xml:space="preserve">بقية الشروط (الدفعة E).</w:t>
-      </w:r>
-      <w:r>
-        <w:rPr>
-          <w:rFonts w:ascii="Arial" w:cs="Arial" w:eastAsia="Arial" w:hAnsi="Arial"/>
-          <w:b w:val="false"/>
-          <w:bCs w:val="false"/>
-          <w:sz w:val="21"/>
-          <w:szCs w:val="21"/>
-          <w:rtl/>
-        </w:rPr>
-        <w:t xml:space="preserve"> لم يُبنَ بعد:</w:t>
-      </w:r>
-    </w:p>
-    <w:p>
-      <w:pPr>
-        <w:pStyle w:val="ListParagraph"/>
-        <w:numPr>
-          <w:ilvl w:val="1"/>
-          <w:numId w:val="2"/>
-        </w:numPr>
-        <w:bidi/>
-        <w:spacing w:after="70" w:before="0" w:line="300"/>
-      </w:pPr>
-      <w:r>
-        <w:rPr>
-          <w:rFonts w:ascii="Arial" w:cs="Arial" w:eastAsia="Arial" w:hAnsi="Arial"/>
-          <w:b w:val="false"/>
-          <w:bCs w:val="false"/>
-          <w:sz w:val="21"/>
-          <w:szCs w:val="21"/>
-          <w:rtl/>
-        </w:rPr>
-        <w:t xml:space="preserve">تشفير IBAN في الشروط.</w:t>
-      </w:r>
-    </w:p>
-    <w:p>
-      <w:pPr>
-        <w:pStyle w:val="ListParagraph"/>
-        <w:numPr>
-          <w:ilvl w:val="1"/>
-          <w:numId w:val="2"/>
-        </w:numPr>
-        <w:bidi/>
-        <w:spacing w:after="70" w:before="0" w:line="300"/>
-      </w:pPr>
-      <w:r>
-        <w:rPr>
-          <w:rFonts w:ascii="Arial" w:cs="Arial" w:eastAsia="Arial" w:hAnsi="Arial"/>
-          <w:b w:val="false"/>
-          <w:bCs w:val="false"/>
-          <w:sz w:val="21"/>
-          <w:szCs w:val="21"/>
-          <w:rtl/>
-        </w:rPr>
-        <w:t xml:space="preserve">عرض البنود مع حاشية UCP.</w:t>
-      </w:r>
-    </w:p>
-    <w:p>
-      <w:pPr>
-        <w:pStyle w:val="ListParagraph"/>
-        <w:numPr>
-          <w:ilvl w:val="1"/>
-          <w:numId w:val="2"/>
-        </w:numPr>
-        <w:bidi/>
-        <w:spacing w:after="70" w:before="0" w:line="300"/>
-      </w:pPr>
-      <w:r>
-        <w:rPr>
-          <w:rFonts w:ascii="Arial" w:cs="Arial" w:eastAsia="Arial" w:hAnsi="Arial"/>
-          <w:b w:val="false"/>
-          <w:bCs w:val="false"/>
-          <w:sz w:val="21"/>
-          <w:szCs w:val="21"/>
-          <w:rtl/>
-        </w:rPr>
-        <w:t xml:space="preserve">قوالب نماذج البنوك.</w:t>
-      </w:r>
-    </w:p>
-    <w:p>
-      <w:pPr>
-        <w:pStyle w:val="ListParagraph"/>
-        <w:numPr>
-          <w:ilvl w:val="1"/>
-          <w:numId w:val="2"/>
-        </w:numPr>
-        <w:bidi/>
-        <w:spacing w:after="70" w:before="0" w:line="300"/>
-      </w:pPr>
-      <w:r>
-        <w:rPr>
-          <w:rFonts w:ascii="Arial" w:cs="Arial" w:eastAsia="Arial" w:hAnsi="Arial"/>
-          <w:b w:val="false"/>
-          <w:bCs w:val="false"/>
-          <w:sz w:val="21"/>
-          <w:szCs w:val="21"/>
-          <w:rtl/>
-        </w:rPr>
-        <w:t xml:space="preserve">الطباعة (OQ-14).</w:t>
+        <w:t xml:space="preserve">نماذج البنوك.</w:t>
+      </w:r>
+      <w:r>
+        <w:rPr>
+          <w:rFonts w:ascii="Arial" w:cs="Arial" w:eastAsia="Arial" w:hAnsi="Arial"/>
+          <w:b w:val="false"/>
+          <w:bCs w:val="false"/>
+          <w:sz w:val="21"/>
+          <w:szCs w:val="21"/>
+          <w:rtl/>
+        </w:rPr>
+        <w:t xml:space="preserve"> لا شاشة لكتابة القالب وربط حقوله (يُكتب عبر الواجهة البرمجية)، ولا تخطيط مرئي للنموذج. تُعرض الورقة بياناتٍ لكل هدف.</w:t>
       </w:r>
     </w:p>
     <w:p>
@@ -4580,84 +4869,18 @@
           <w:szCs w:val="21"/>
           <w:rtl/>
         </w:rPr>
-        <w:t xml:space="preserve">اختبار الحمل.</w:t>
-      </w:r>
-      <w:r>
-        <w:rPr>
-          <w:rFonts w:ascii="Arial" w:cs="Arial" w:eastAsia="Arial" w:hAnsi="Arial"/>
-          <w:b w:val="false"/>
-          <w:bCs w:val="false"/>
-          <w:sz w:val="21"/>
-          <w:szCs w:val="21"/>
-          <w:rtl/>
-        </w:rPr>
-        <w:t xml:space="preserve"> AC-FAC-12 عبر HTTP (مئة موافقة متزامنة) لم يُشغَّل بعد.</w:t>
-      </w:r>
-    </w:p>
-    <w:p>
-      <w:pPr>
-        <w:pStyle w:val="ListParagraph"/>
-        <w:numPr>
-          <w:ilvl w:val="0"/>
-          <w:numId w:val="2"/>
-        </w:numPr>
-        <w:bidi/>
-        <w:spacing w:after="70" w:before="0" w:line="300"/>
-      </w:pPr>
-      <w:r>
-        <w:rPr>
-          <w:rFonts w:ascii="Arial" w:cs="Arial" w:eastAsia="Arial" w:hAnsi="Arial"/>
-          <w:b/>
-          <w:bCs/>
-          <w:sz w:val="21"/>
-          <w:szCs w:val="21"/>
-          <w:rtl/>
-        </w:rPr>
-        <w:t xml:space="preserve">الشاشات.</w:t>
-      </w:r>
-      <w:r>
-        <w:rPr>
-          <w:rFonts w:ascii="Arial" w:cs="Arial" w:eastAsia="Arial" w:hAnsi="Arial"/>
-          <w:b w:val="false"/>
-          <w:bCs w:val="false"/>
-          <w:sz w:val="21"/>
-          <w:szCs w:val="21"/>
-          <w:rtl/>
-        </w:rPr>
-        <w:t xml:space="preserve"> لوحات المدير والطالب والموظف (FR-REQ-018 إلى 020) لم تُبنَ، ولا محرر الشروط في الواجهة.</w:t>
-      </w:r>
-    </w:p>
-    <w:p>
-      <w:pPr>
-        <w:pStyle w:val="ListParagraph"/>
-        <w:numPr>
-          <w:ilvl w:val="0"/>
-          <w:numId w:val="2"/>
-        </w:numPr>
-        <w:bidi/>
-        <w:spacing w:after="70" w:before="0" w:line="300"/>
-      </w:pPr>
-      <w:r>
-        <w:rPr>
-          <w:rFonts w:ascii="Arial" w:cs="Arial" w:eastAsia="Arial" w:hAnsi="Arial"/>
-          <w:b/>
-          <w:bCs/>
-          <w:sz w:val="21"/>
-          <w:szCs w:val="21"/>
-          <w:rtl/>
-        </w:rPr>
-        <w:t xml:space="preserve">بيانات الخروج والإضافات.</w:t>
-      </w:r>
-      <w:r>
-        <w:rPr>
-          <w:rFonts w:ascii="Arial" w:cs="Arial" w:eastAsia="Arial" w:hAnsi="Arial"/>
-          <w:b w:val="false"/>
-          <w:bCs w:val="false"/>
-          <w:sz w:val="21"/>
-          <w:szCs w:val="21"/>
-          <w:rtl/>
-        </w:rPr>
-        <w:t xml:space="preserve"> لم تُبنَ بعد حزمة DS-LC-C، ولا اختبار الواجهة الكامل، ولا إضافتا DOC-B02 وDOC-B07.</w:t>
+        <w:t xml:space="preserve">نقل تواريخ الاتفاقية C.</w:t>
+      </w:r>
+      <w:r>
+        <w:rPr>
+          <w:rFonts w:ascii="Arial" w:cs="Arial" w:eastAsia="Arial" w:hAnsi="Arial"/>
+          <w:b w:val="false"/>
+          <w:bCs w:val="false"/>
+          <w:sz w:val="21"/>
+          <w:szCs w:val="21"/>
+          <w:rtl/>
+        </w:rPr>
+        <w:t xml:space="preserve"> يُحمِّل اختبار الخروج الاتفاقية C بعد نقل تواريخها بأشهر كاملة لتكون سارية يوم التشغيل. الملف لا يتغير، وبصمته تُفحص.</w:t>
       </w:r>
     </w:p>
     <w:p>
@@ -4671,7 +4894,7 @@
         <w:pStyle w:val="Heading1"/>
         <w:bidi/>
       </w:pPr>
-      <w:bookmarkStart w:name="_sec9" w:id="9"/>
+      <w:bookmarkStart w:name="_sec10" w:id="10"/>
       <w:r>
         <w:rPr>
           <w:rFonts w:ascii="Arial" w:cs="Arial" w:eastAsia="Arial" w:hAnsi="Arial"/>
@@ -4684,7 +4907,7 @@
         </w:rPr>
         <w:t xml:space="preserve">6. الاختبار</w:t>
       </w:r>
-      <w:bookmarkEnd w:id="9"/>
+      <w:bookmarkEnd w:id="10"/>
     </w:p>
     <w:p>
       <w:pPr>
@@ -4716,7 +4939,7 @@
           <w:szCs w:val="21"/>
           <w:rtl/>
         </w:rPr>
-        <w:t xml:space="preserve"> تعمل على قاعدة البيانات الحقيقية، وتنجح كلها:</w:t>
+        <w:t xml:space="preserve"> تعمل على قاعدة البيانات الحقيقية، ونجح ما شُغِّل منها:</w:t>
       </w:r>
     </w:p>
     <w:p>
@@ -4915,6 +5138,28 @@
           <w:rtl/>
         </w:rPr>
         <w:t xml:space="preserve">WorkflowFoundationTests وRequestEngineTests وTemplateVersionTests.</w:t>
+      </w:r>
+    </w:p>
+    <w:p>
+      <w:pPr>
+        <w:pStyle w:val="ListParagraph"/>
+        <w:numPr>
+          <w:ilvl w:val="1"/>
+          <w:numId w:val="2"/>
+        </w:numPr>
+        <w:bidi/>
+        <w:spacing w:after="70" w:before="0" w:line="300"/>
+      </w:pPr>
+      <w:r>
+        <w:rPr>
+          <w:rFonts w:ascii="Arial" w:cs="Arial" w:eastAsia="Arial" w:hAnsi="Arial"/>
+          <w:b w:val="false"/>
+          <w:bCs w:val="false"/>
+          <w:sz w:val="21"/>
+          <w:szCs w:val="21"/>
+          <w:rtl/>
+        </w:rPr>
+        <w:t xml:space="preserve">مكتوبة ولم تُشغَّل بعد (§5): AC-FAC-12 عبر HTTP، والخروج على DS-LC-C، وIBAN والطباعة ونموذج البنك واللوحات.</w:t>
       </w:r>
     </w:p>
     <w:p>
@@ -4947,7 +5192,7 @@
           <w:szCs w:val="21"/>
           <w:rtl/>
         </w:rPr>
-        <w:t xml:space="preserve"> 140 اختبارًا في BankFas.Core، ومنها أمثلة المواصفة 13 لساعات العمل (الموعد الأحد 14:00، والتعرّض للتأخر 12:24، والتذكير الأربعاء 15:00 ثم الاثنين 12:00 ثم الخميس 09:00).</w:t>
+        <w:t xml:space="preserve"> 143 اختبارًا في BankFas.Core (منها نص البنود وتحويلات النماذج)، ومنها أمثلة المواصفة 13 لساعات العمل (الموعد الأحد 14:00، والتعرّض للتأخر 12:24، والتذكير الأربعاء 15:00 ثم الاثنين 12:00 ثم الخميس 09:00).</w:t>
       </w:r>
     </w:p>
     <w:p>

--- a/treasury-platform/docs/48-PHASE2-S3-BUILD.docx
+++ b/treasury-platform/docs/48-PHASE2-S3-BUILD.docx
@@ -1334,7 +1334,7 @@
         <w:spacing w:after="50" w:before="0"/>
         <w:ind w:left="0"/>
       </w:pPr>
-      <w:hyperlink w:history="1" w:anchor="_sec8">
+      <w:hyperlink w:history="1" w:anchor="_sec9">
         <w:r>
           <w:rPr>
             <w:rFonts w:ascii="Arial" w:cs="Arial" w:eastAsia="Arial" w:hAnsi="Arial"/>
@@ -1355,7 +1355,7 @@
         <w:spacing w:after="50" w:before="0"/>
         <w:ind w:left="0"/>
       </w:pPr>
-      <w:hyperlink w:history="1" w:anchor="_sec9">
+      <w:hyperlink w:history="1" w:anchor="_sec10">
         <w:r>
           <w:rPr>
             <w:rFonts w:ascii="Arial" w:cs="Arial" w:eastAsia="Arial" w:hAnsi="Arial"/>
@@ -1376,7 +1376,7 @@
         <w:spacing w:after="50" w:before="0"/>
         <w:ind w:left="0"/>
       </w:pPr>
-      <w:hyperlink w:history="1" w:anchor="_sec10">
+      <w:hyperlink w:history="1" w:anchor="_sec11">
         <w:r>
           <w:rPr>
             <w:rFonts w:ascii="Arial" w:cs="Arial" w:eastAsia="Arial" w:hAnsi="Arial"/>
@@ -3126,10 +3126,363 @@
     </w:p>
     <w:p>
       <w:pPr>
+        <w:pStyle w:val="Heading2"/>
+        <w:bidi/>
+      </w:pPr>
+      <w:bookmarkStart w:name="_sec8" w:id="8"/>
+      <w:r>
+        <w:rPr>
+          <w:rFonts w:ascii="Arial" w:cs="Arial" w:eastAsia="Arial" w:hAnsi="Arial"/>
+          <w:b/>
+          <w:bCs/>
+          <w:color w:val="2B5C8A"/>
+          <w:sz w:val="26"/>
+          <w:szCs w:val="26"/>
+          <w:rtl/>
+        </w:rPr>
+        <w:t xml:space="preserve">3.5 مرجع المنصة للتسهيل (طلب المالك، BR-FAC-021، ADR 0046)</w:t>
+      </w:r>
+      <w:bookmarkEnd w:id="8"/>
+    </w:p>
+    <w:p>
+      <w:pPr>
+        <w:pStyle w:val="ListParagraph"/>
+        <w:numPr>
+          <w:ilvl w:val="0"/>
+          <w:numId w:val="2"/>
+        </w:numPr>
+        <w:bidi/>
+        <w:spacing w:after="70" w:before="0" w:line="300"/>
+      </w:pPr>
+      <w:r>
+        <w:rPr>
+          <w:rFonts w:ascii="Arial" w:cs="Arial" w:eastAsia="Arial" w:hAnsi="Arial"/>
+          <w:b/>
+          <w:bCs/>
+          <w:sz w:val="21"/>
+          <w:szCs w:val="21"/>
+          <w:rtl/>
+        </w:rPr>
+        <w:t xml:space="preserve">الصيغة.</w:t>
+      </w:r>
+      <w:r>
+        <w:rPr>
+          <w:rFonts w:ascii="Arial" w:cs="Arial" w:eastAsia="Arial" w:hAnsi="Arial"/>
+          <w:b w:val="false"/>
+          <w:bCs w:val="false"/>
+          <w:sz w:val="21"/>
+          <w:szCs w:val="21"/>
+          <w:rtl/>
+        </w:rPr>
+        <w:t xml:space="preserve"> </w:t>
+      </w:r>
+      <w:r>
+        <w:rPr>
+          <w:rFonts w:ascii="Courier New" w:cs="Courier New" w:eastAsia="Courier New" w:hAnsi="Courier New"/>
+          <w:b w:val="false"/>
+          <w:bCs w:val="false"/>
+          <w:color w:val="1F2937"/>
+          <w:sz w:val="18"/>
+          <w:szCs w:val="18"/>
+          <w:shd w:fill="F1F3F5" w:color="auto" w:val="clear"/>
+          <w:rtl/>
+        </w:rPr>
+        <w:t xml:space="preserve">‎رمز الشركة-رمز البنك-فئة التسهيل-السنة‎</w:t>
+      </w:r>
+      <w:r>
+        <w:rPr>
+          <w:rFonts w:ascii="Arial" w:cs="Arial" w:eastAsia="Arial" w:hAnsi="Arial"/>
+          <w:b w:val="false"/>
+          <w:bCs w:val="false"/>
+          <w:sz w:val="21"/>
+          <w:szCs w:val="21"/>
+          <w:rtl/>
+        </w:rPr>
+        <w:t xml:space="preserve">، مثل </w:t>
+      </w:r>
+      <w:r>
+        <w:rPr>
+          <w:rFonts w:ascii="Courier New" w:cs="Courier New" w:eastAsia="Courier New" w:hAnsi="Courier New"/>
+          <w:b w:val="false"/>
+          <w:bCs w:val="false"/>
+          <w:color w:val="1F2937"/>
+          <w:sz w:val="18"/>
+          <w:szCs w:val="18"/>
+          <w:shd w:fill="F1F3F5" w:color="auto" w:val="clear"/>
+          <w:rtl/>
+        </w:rPr>
+        <w:t xml:space="preserve">‎IMP-SNB-CAP-26‎</w:t>
+      </w:r>
+      <w:r>
+        <w:rPr>
+          <w:rFonts w:ascii="Arial" w:cs="Arial" w:eastAsia="Arial" w:hAnsi="Arial"/>
+          <w:b w:val="false"/>
+          <w:bCs w:val="false"/>
+          <w:sz w:val="21"/>
+          <w:szCs w:val="21"/>
+          <w:rtl/>
+        </w:rPr>
+        <w:t xml:space="preserve">.</w:t>
+      </w:r>
+    </w:p>
+    <w:p>
+      <w:pPr>
+        <w:pStyle w:val="ListParagraph"/>
+        <w:numPr>
+          <w:ilvl w:val="0"/>
+          <w:numId w:val="2"/>
+        </w:numPr>
+        <w:bidi/>
+        <w:spacing w:after="70" w:before="0" w:line="300"/>
+      </w:pPr>
+      <w:r>
+        <w:rPr>
+          <w:rFonts w:ascii="Arial" w:cs="Arial" w:eastAsia="Arial" w:hAnsi="Arial"/>
+          <w:b/>
+          <w:bCs/>
+          <w:sz w:val="21"/>
+          <w:szCs w:val="21"/>
+          <w:rtl/>
+        </w:rPr>
+        <w:t xml:space="preserve">الرموز.</w:t>
+      </w:r>
+      <w:r>
+        <w:rPr>
+          <w:rFonts w:ascii="Arial" w:cs="Arial" w:eastAsia="Arial" w:hAnsi="Arial"/>
+          <w:b w:val="false"/>
+          <w:bCs w:val="false"/>
+          <w:sz w:val="21"/>
+          <w:szCs w:val="21"/>
+          <w:rtl/>
+        </w:rPr>
+        <w:t xml:space="preserve"> رمز الشركة حرفان أو ثلاثة أولها حرف، ورمز البنك ثلاثة أحرف، وكلاهما فريد في المشترك. يؤخذ تلقائيًا من رمز الشركة أو المنشأة إن كان بهذا الشكل، وإلا يُضبط في بطاقتها.</w:t>
+      </w:r>
+    </w:p>
+    <w:p>
+      <w:pPr>
+        <w:pStyle w:val="ListParagraph"/>
+        <w:numPr>
+          <w:ilvl w:val="0"/>
+          <w:numId w:val="2"/>
+        </w:numPr>
+        <w:bidi/>
+        <w:spacing w:after="70" w:before="0" w:line="300"/>
+      </w:pPr>
+      <w:r>
+        <w:rPr>
+          <w:rFonts w:ascii="Arial" w:cs="Arial" w:eastAsia="Arial" w:hAnsi="Arial"/>
+          <w:b/>
+          <w:bCs/>
+          <w:sz w:val="21"/>
+          <w:szCs w:val="21"/>
+          <w:rtl/>
+        </w:rPr>
+        <w:t xml:space="preserve">الفئة.</w:t>
+      </w:r>
+      <w:r>
+        <w:rPr>
+          <w:rFonts w:ascii="Arial" w:cs="Arial" w:eastAsia="Arial" w:hAnsi="Arial"/>
+          <w:b w:val="false"/>
+          <w:bCs w:val="false"/>
+          <w:sz w:val="21"/>
+          <w:szCs w:val="21"/>
+          <w:rtl/>
+        </w:rPr>
+        <w:t xml:space="preserve"> من قائمة FACILITY_CLASS: CAP لرأس المال العامل، وSTL وMTL وLTL للقروض القصيرة والمتوسطة والطويلة الأجل، وRCF للتسهيل المتجدد، وTRF للتمويل التجاري، وGTE لخطابات الضمان، وPRJ لتمويل المشاريع، وFXL لخط الصرف. وللمشترك أن يضيف فئات من ثلاثة أحرف.</w:t>
+      </w:r>
+    </w:p>
+    <w:p>
+      <w:pPr>
+        <w:pStyle w:val="ListParagraph"/>
+        <w:numPr>
+          <w:ilvl w:val="0"/>
+          <w:numId w:val="2"/>
+        </w:numPr>
+        <w:bidi/>
+        <w:spacing w:after="70" w:before="0" w:line="300"/>
+      </w:pPr>
+      <w:r>
+        <w:rPr>
+          <w:rFonts w:ascii="Arial" w:cs="Arial" w:eastAsia="Arial" w:hAnsi="Arial"/>
+          <w:b/>
+          <w:bCs/>
+          <w:sz w:val="21"/>
+          <w:szCs w:val="21"/>
+          <w:rtl/>
+        </w:rPr>
+        <w:t xml:space="preserve">الكتابة.</w:t>
+      </w:r>
+      <w:r>
+        <w:rPr>
+          <w:rFonts w:ascii="Arial" w:cs="Arial" w:eastAsia="Arial" w:hAnsi="Arial"/>
+          <w:b w:val="false"/>
+          <w:bCs w:val="false"/>
+          <w:sz w:val="21"/>
+          <w:szCs w:val="21"/>
+          <w:rtl/>
+        </w:rPr>
+        <w:t xml:space="preserve"> يُكتب المرجع عند الاعتماد الأول، ولا يتغير بعده. ولا يُعتمد تسهيل ينقصه جزء من مرجعه (V-FAC-REF).</w:t>
+      </w:r>
+    </w:p>
+    <w:p>
+      <w:pPr>
+        <w:pStyle w:val="ListParagraph"/>
+        <w:numPr>
+          <w:ilvl w:val="0"/>
+          <w:numId w:val="2"/>
+        </w:numPr>
+        <w:bidi/>
+        <w:spacing w:after="70" w:before="0" w:line="300"/>
+      </w:pPr>
+      <w:r>
+        <w:rPr>
+          <w:rFonts w:ascii="Arial" w:cs="Arial" w:eastAsia="Arial" w:hAnsi="Arial"/>
+          <w:b/>
+          <w:bCs/>
+          <w:sz w:val="21"/>
+          <w:szCs w:val="21"/>
+          <w:rtl/>
+        </w:rPr>
+        <w:t xml:space="preserve">التجديد.</w:t>
+      </w:r>
+      <w:r>
+        <w:rPr>
+          <w:rFonts w:ascii="Arial" w:cs="Arial" w:eastAsia="Arial" w:hAnsi="Arial"/>
+          <w:b w:val="false"/>
+          <w:bCs w:val="false"/>
+          <w:sz w:val="21"/>
+          <w:szCs w:val="21"/>
+          <w:rtl/>
+        </w:rPr>
+        <w:t xml:space="preserve"> يرث التجديد جذع سلفه ويأخذ سنته هو: </w:t>
+      </w:r>
+      <w:r>
+        <w:rPr>
+          <w:rFonts w:ascii="Courier New" w:cs="Courier New" w:eastAsia="Courier New" w:hAnsi="Courier New"/>
+          <w:b w:val="false"/>
+          <w:bCs w:val="false"/>
+          <w:color w:val="1F2937"/>
+          <w:sz w:val="18"/>
+          <w:szCs w:val="18"/>
+          <w:shd w:fill="F1F3F5" w:color="auto" w:val="clear"/>
+          <w:rtl/>
+        </w:rPr>
+        <w:t xml:space="preserve">‎IMP-SNB-CAP-27‎</w:t>
+      </w:r>
+      <w:r>
+        <w:rPr>
+          <w:rFonts w:ascii="Arial" w:cs="Arial" w:eastAsia="Arial" w:hAnsi="Arial"/>
+          <w:b w:val="false"/>
+          <w:bCs w:val="false"/>
+          <w:sz w:val="21"/>
+          <w:szCs w:val="21"/>
+          <w:rtl/>
+        </w:rPr>
+        <w:t xml:space="preserve">.</w:t>
+      </w:r>
+    </w:p>
+    <w:p>
+      <w:pPr>
+        <w:pStyle w:val="ListParagraph"/>
+        <w:numPr>
+          <w:ilvl w:val="0"/>
+          <w:numId w:val="2"/>
+        </w:numPr>
+        <w:bidi/>
+        <w:spacing w:after="70" w:before="0" w:line="300"/>
+      </w:pPr>
+      <w:r>
+        <w:rPr>
+          <w:rFonts w:ascii="Arial" w:cs="Arial" w:eastAsia="Arial" w:hAnsi="Arial"/>
+          <w:b/>
+          <w:bCs/>
+          <w:sz w:val="21"/>
+          <w:szCs w:val="21"/>
+          <w:rtl/>
+        </w:rPr>
+        <w:t xml:space="preserve">التكرار.</w:t>
+      </w:r>
+      <w:r>
+        <w:rPr>
+          <w:rFonts w:ascii="Arial" w:cs="Arial" w:eastAsia="Arial" w:hAnsi="Arial"/>
+          <w:b w:val="false"/>
+          <w:bCs w:val="false"/>
+          <w:sz w:val="21"/>
+          <w:szCs w:val="21"/>
+          <w:rtl/>
+        </w:rPr>
+        <w:t xml:space="preserve"> تسهيل ثانٍ بالجذع والسنة نفسيهما يأخذ رقمًا تسلسليًا: </w:t>
+      </w:r>
+      <w:r>
+        <w:rPr>
+          <w:rFonts w:ascii="Courier New" w:cs="Courier New" w:eastAsia="Courier New" w:hAnsi="Courier New"/>
+          <w:b w:val="false"/>
+          <w:bCs w:val="false"/>
+          <w:color w:val="1F2937"/>
+          <w:sz w:val="18"/>
+          <w:szCs w:val="18"/>
+          <w:shd w:fill="F1F3F5" w:color="auto" w:val="clear"/>
+          <w:rtl/>
+        </w:rPr>
+        <w:t xml:space="preserve">‎IMP-SNB-CAP-26-2‎</w:t>
+      </w:r>
+      <w:r>
+        <w:rPr>
+          <w:rFonts w:ascii="Arial" w:cs="Arial" w:eastAsia="Arial" w:hAnsi="Arial"/>
+          <w:b w:val="false"/>
+          <w:bCs w:val="false"/>
+          <w:sz w:val="21"/>
+          <w:szCs w:val="21"/>
+          <w:rtl/>
+        </w:rPr>
+        <w:t xml:space="preserve">.</w:t>
+      </w:r>
+    </w:p>
+    <w:p>
+      <w:pPr>
+        <w:pStyle w:val="ListParagraph"/>
+        <w:numPr>
+          <w:ilvl w:val="0"/>
+          <w:numId w:val="2"/>
+        </w:numPr>
+        <w:bidi/>
+        <w:spacing w:after="70" w:before="0" w:line="300"/>
+      </w:pPr>
+      <w:r>
+        <w:rPr>
+          <w:rFonts w:ascii="Arial" w:cs="Arial" w:eastAsia="Arial" w:hAnsi="Arial"/>
+          <w:b/>
+          <w:bCs/>
+          <w:sz w:val="21"/>
+          <w:szCs w:val="21"/>
+          <w:rtl/>
+        </w:rPr>
+        <w:t xml:space="preserve">العرض.</w:t>
+      </w:r>
+      <w:r>
+        <w:rPr>
+          <w:rFonts w:ascii="Arial" w:cs="Arial" w:eastAsia="Arial" w:hAnsi="Arial"/>
+          <w:b w:val="false"/>
+          <w:bCs w:val="false"/>
+          <w:sz w:val="21"/>
+          <w:szCs w:val="21"/>
+          <w:rtl/>
+        </w:rPr>
+        <w:t xml:space="preserve"> يظهر المرجع في قائمة التسهيلات وبطاقتها ولوحة اختيار الخط والإشعارات. ويبقى مرجع البنك في الاتفاقية والرقم الداخلي كما هما.</w:t>
+      </w:r>
+    </w:p>
+    <w:p>
+      <w:pPr>
+        <w:bidi/>
+        <w:spacing w:after="60" w:before="0"/>
+      </w:pPr>
+    </w:p>
+    <w:p>
+      <w:pPr>
         <w:pStyle w:val="Heading1"/>
         <w:bidi/>
       </w:pPr>
-      <w:bookmarkStart w:name="_sec8" w:id="8"/>
+      <w:bookmarkStart w:name="_sec9" w:id="9"/>
       <w:r>
         <w:rPr>
           <w:rFonts w:ascii="Arial" w:cs="Arial" w:eastAsia="Arial" w:hAnsi="Arial"/>
@@ -3142,7 +3495,7 @@
         </w:rPr>
         <w:t xml:space="preserve">4. الافتراضات بانتظار الاعتماد (OQ-1 إلى OQ-19)</w:t>
       </w:r>
-      <w:bookmarkEnd w:id="8"/>
+      <w:bookmarkEnd w:id="9"/>
     </w:p>
     <w:tbl>
       <w:tblPr>
@@ -4736,7 +5089,7 @@
         <w:pStyle w:val="Heading1"/>
         <w:bidi/>
       </w:pPr>
-      <w:bookmarkStart w:name="_sec9" w:id="9"/>
+      <w:bookmarkStart w:name="_sec10" w:id="10"/>
       <w:r>
         <w:rPr>
           <w:rFonts w:ascii="Arial" w:cs="Arial" w:eastAsia="Arial" w:hAnsi="Arial"/>
@@ -4749,7 +5102,7 @@
         </w:rPr>
         <w:t xml:space="preserve">5. ما لم يُبنَ بعد والانحرافات</w:t>
       </w:r>
-      <w:bookmarkEnd w:id="9"/>
+      <w:bookmarkEnd w:id="10"/>
     </w:p>
     <w:p>
       <w:pPr>
@@ -4770,18 +5123,126 @@
           <w:szCs w:val="21"/>
           <w:rtl/>
         </w:rPr>
-        <w:t xml:space="preserve">لم يُشغَّل بعد.</w:t>
-      </w:r>
-      <w:r>
-        <w:rPr>
-          <w:rFonts w:ascii="Arial" w:cs="Arial" w:eastAsia="Arial" w:hAnsi="Arial"/>
-          <w:b w:val="false"/>
-          <w:bCs w:val="false"/>
-          <w:sz w:val="21"/>
-          <w:szCs w:val="21"/>
-          <w:rtl/>
-        </w:rPr>
-        <w:t xml:space="preserve"> بطلب المالك كُتبت اختبارات الدفعة الأخيرة وجُمِّعت ولم تُشغَّل: AC-FAC-12 عبر HTTP، والخروج على DS-LC-C، واختبار IBAN والطباعة ونموذج البنك واللوحات، ومقطع S3 في اختبار المتصفح. وتغيّر AC-REQ-1 والاعتماد المسحوب والتعديل بإضافة الإيصال. تُشغَّل كلها في دورة CI واحدة بعد اكتمال البناء (ملحق DOC-B02 §12).</w:t>
+        <w:t xml:space="preserve">عزل القراءة (قرار لمدير قاعدة البيانات).</w:t>
+      </w:r>
+      <w:r>
+        <w:rPr>
+          <w:rFonts w:ascii="Arial" w:cs="Arial" w:eastAsia="Arial" w:hAnsi="Arial"/>
+          <w:b w:val="false"/>
+          <w:bCs w:val="false"/>
+          <w:sz w:val="21"/>
+          <w:szCs w:val="21"/>
+          <w:rtl/>
+        </w:rPr>
+        <w:t xml:space="preserve"> الخيار </w:t>
+      </w:r>
+      <w:r>
+        <w:rPr>
+          <w:rFonts w:ascii="Courier New" w:cs="Courier New" w:eastAsia="Courier New" w:hAnsi="Courier New"/>
+          <w:b w:val="false"/>
+          <w:bCs w:val="false"/>
+          <w:color w:val="1F2937"/>
+          <w:sz w:val="18"/>
+          <w:szCs w:val="18"/>
+          <w:shd w:fill="F1F3F5" w:color="auto" w:val="clear"/>
+          <w:rtl/>
+        </w:rPr>
+        <w:t xml:space="preserve">‎READ_COMMITTED_SNAPSHOT‎</w:t>
+      </w:r>
+      <w:r>
+        <w:rPr>
+          <w:rFonts w:ascii="Arial" w:cs="Arial" w:eastAsia="Arial" w:hAnsi="Arial"/>
+          <w:b w:val="false"/>
+          <w:bCs w:val="false"/>
+          <w:sz w:val="21"/>
+          <w:szCs w:val="21"/>
+          <w:rtl/>
+        </w:rPr>
+        <w:t xml:space="preserve"> الذي توصي به docs/20 غير مفعَّل في سكربتات النشر. وظهر أثر ذلك في الفحص الكامل: عند تشغيل مسارات طلبات كاملة متزامنة لمشترك واحد، يتصادم القارئ والكاتب في محرك سير العمل ويقع جمود (deadlock). عولج ذلك من ثلاث جهات:</w:t>
+      </w:r>
+    </w:p>
+    <w:p>
+      <w:pPr>
+        <w:pStyle w:val="ListParagraph"/>
+        <w:numPr>
+          <w:ilvl w:val="1"/>
+          <w:numId w:val="2"/>
+        </w:numPr>
+        <w:bidi/>
+        <w:spacing w:after="70" w:before="0" w:line="300"/>
+      </w:pPr>
+      <w:r>
+        <w:rPr>
+          <w:rFonts w:ascii="Arial" w:cs="Arial" w:eastAsia="Arial" w:hAnsi="Arial"/>
+          <w:b w:val="false"/>
+          <w:bCs w:val="false"/>
+          <w:sz w:val="21"/>
+          <w:szCs w:val="21"/>
+          <w:rtl/>
+        </w:rPr>
+        <w:t xml:space="preserve">المشغِّلات تبحث عن الصف بمفتاحه (044).</w:t>
+      </w:r>
+    </w:p>
+    <w:p>
+      <w:pPr>
+        <w:pStyle w:val="ListParagraph"/>
+        <w:numPr>
+          <w:ilvl w:val="1"/>
+          <w:numId w:val="2"/>
+        </w:numPr>
+        <w:bidi/>
+        <w:spacing w:after="70" w:before="0" w:line="300"/>
+      </w:pPr>
+      <w:r>
+        <w:rPr>
+          <w:rFonts w:ascii="Arial" w:cs="Arial" w:eastAsia="Arial" w:hAnsi="Arial"/>
+          <w:b w:val="false"/>
+          <w:bCs w:val="false"/>
+          <w:sz w:val="21"/>
+          <w:szCs w:val="21"/>
+          <w:rtl/>
+        </w:rPr>
+        <w:t xml:space="preserve">مقارنة فئة الرسوم تتم بنوع عمودها.</w:t>
+      </w:r>
+    </w:p>
+    <w:p>
+      <w:pPr>
+        <w:pStyle w:val="ListParagraph"/>
+        <w:numPr>
+          <w:ilvl w:val="1"/>
+          <w:numId w:val="2"/>
+        </w:numPr>
+        <w:bidi/>
+        <w:spacing w:after="70" w:before="0" w:line="300"/>
+      </w:pPr>
+      <w:r>
+        <w:rPr>
+          <w:rFonts w:ascii="Arial" w:cs="Arial" w:eastAsia="Arial" w:hAnsi="Arial"/>
+          <w:b w:val="false"/>
+          <w:bCs w:val="false"/>
+          <w:sz w:val="21"/>
+          <w:szCs w:val="21"/>
+          <w:rtl/>
+        </w:rPr>
+        <w:t xml:space="preserve">الطلب الذي تختاره القاعدة ضحيةً للجمود يُعاد تشغيله حتى أربع مرات.</w:t>
+      </w:r>
+    </w:p>
+    <w:p>
+      <w:pPr>
+        <w:bidi/>
+        <w:spacing w:after="70" w:before="0" w:line="300"/>
+        <w:ind w:left="574"/>
+      </w:pPr>
+      <w:r>
+        <w:rPr>
+          <w:rFonts w:ascii="Arial" w:cs="Arial" w:eastAsia="Arial" w:hAnsi="Arial"/>
+          <w:b w:val="false"/>
+          <w:bCs w:val="false"/>
+          <w:sz w:val="21"/>
+          <w:szCs w:val="21"/>
+          <w:rtl/>
+        </w:rPr>
+        <w:t xml:space="preserve">أما تفعيل الخيار نفسه فيغيّر ما تقرؤه الحراسات تحت التزامن، فهو قرار تشغيلي يُتخذ مع مراجعة الحراسات التي تقرأ دون قفل. ولذلك يُعدّ اختبار AC-FAC-12 طلباته المئة واحدًا بعد واحد، ثم يرسل الموافقات المئة في آن واحد.</w:t>
       </w:r>
     </w:p>
     <w:p>
@@ -4847,7 +5308,7 @@
           <w:szCs w:val="21"/>
           <w:rtl/>
         </w:rPr>
-        <w:t xml:space="preserve"> لا شاشة لكتابة القالب وربط حقوله (يُكتب عبر الواجهة البرمجية)، ولا تخطيط مرئي للنموذج. تُعرض الورقة بياناتٍ لكل هدف.</w:t>
+        <w:t xml:space="preserve"> لا شاشة لكتابة القالب وربط حقوله (يُكتب عبر الواجهة البرمجية)، ولا تخطيط مرئي للنموذج. وقبل اختيار التسهيل لا يُعرف البنك، فلا ينطبق إلا قالب لكل البنوك.</w:t>
       </w:r>
     </w:p>
     <w:p>
@@ -4885,6 +5346,39 @@
     </w:p>
     <w:p>
       <w:pPr>
+        <w:pStyle w:val="ListParagraph"/>
+        <w:numPr>
+          <w:ilvl w:val="0"/>
+          <w:numId w:val="2"/>
+        </w:numPr>
+        <w:bidi/>
+        <w:spacing w:after="70" w:before="0" w:line="300"/>
+      </w:pPr>
+      <w:r>
+        <w:rPr>
+          <w:rFonts w:ascii="Arial" w:cs="Arial" w:eastAsia="Arial" w:hAnsi="Arial"/>
+          <w:b/>
+          <w:bCs/>
+          <w:sz w:val="21"/>
+          <w:szCs w:val="21"/>
+          <w:rtl/>
+        </w:rPr>
+        <w:t xml:space="preserve">فئات التسهيل في النموذج.</w:t>
+      </w:r>
+      <w:r>
+        <w:rPr>
+          <w:rFonts w:ascii="Arial" w:cs="Arial" w:eastAsia="Arial" w:hAnsi="Arial"/>
+          <w:b w:val="false"/>
+          <w:bCs w:val="false"/>
+          <w:sz w:val="21"/>
+          <w:szCs w:val="21"/>
+          <w:rtl/>
+        </w:rPr>
+        <w:t xml:space="preserve"> قائمة الفئات في نموذج التسهيل هي الفئات التسع الافتراضية. والفئة التي يضيفها المشترك تُقبل عبر الواجهة البرمجية ولا تظهر بعد في القائمة.</w:t>
+      </w:r>
+    </w:p>
+    <w:p>
+      <w:pPr>
         <w:bidi/>
         <w:spacing w:after="60" w:before="0"/>
       </w:pPr>
@@ -4894,7 +5388,7 @@
         <w:pStyle w:val="Heading1"/>
         <w:bidi/>
       </w:pPr>
-      <w:bookmarkStart w:name="_sec10" w:id="10"/>
+      <w:bookmarkStart w:name="_sec11" w:id="11"/>
       <w:r>
         <w:rPr>
           <w:rFonts w:ascii="Arial" w:cs="Arial" w:eastAsia="Arial" w:hAnsi="Arial"/>
@@ -4907,293 +5401,7 @@
         </w:rPr>
         <w:t xml:space="preserve">6. الاختبار</w:t>
       </w:r>
-      <w:bookmarkEnd w:id="10"/>
-    </w:p>
-    <w:p>
-      <w:pPr>
-        <w:pStyle w:val="ListParagraph"/>
-        <w:numPr>
-          <w:ilvl w:val="0"/>
-          <w:numId w:val="2"/>
-        </w:numPr>
-        <w:bidi/>
-        <w:spacing w:after="70" w:before="0" w:line="300"/>
-      </w:pPr>
-      <w:r>
-        <w:rPr>
-          <w:rFonts w:ascii="Arial" w:cs="Arial" w:eastAsia="Arial" w:hAnsi="Arial"/>
-          <w:b/>
-          <w:bCs/>
-          <w:sz w:val="21"/>
-          <w:szCs w:val="21"/>
-          <w:rtl/>
-        </w:rPr>
-        <w:t xml:space="preserve">اختبارات التكامل الجديدة.</w:t>
-      </w:r>
-      <w:r>
-        <w:rPr>
-          <w:rFonts w:ascii="Arial" w:cs="Arial" w:eastAsia="Arial" w:hAnsi="Arial"/>
-          <w:b w:val="false"/>
-          <w:bCs w:val="false"/>
-          <w:sz w:val="21"/>
-          <w:szCs w:val="21"/>
-          <w:rtl/>
-        </w:rPr>
-        <w:t xml:space="preserve"> تعمل على قاعدة البيانات الحقيقية، ونجح ما شُغِّل منها:</w:t>
-      </w:r>
-    </w:p>
-    <w:p>
-      <w:pPr>
-        <w:pStyle w:val="ListParagraph"/>
-        <w:numPr>
-          <w:ilvl w:val="1"/>
-          <w:numId w:val="2"/>
-        </w:numPr>
-        <w:bidi/>
-        <w:spacing w:after="70" w:before="0" w:line="300"/>
-      </w:pPr>
-      <w:r>
-        <w:rPr>
-          <w:rFonts w:ascii="Arial" w:cs="Arial" w:eastAsia="Arial" w:hAnsi="Arial"/>
-          <w:b w:val="false"/>
-          <w:bCs w:val="false"/>
-          <w:sz w:val="21"/>
-          <w:szCs w:val="21"/>
-          <w:rtl/>
-        </w:rPr>
-        <w:t xml:space="preserve">WorkflowQueueTests (4): السحب والتحرير وإعادة الإسناد والحالة الفرعية، والتفويض، والمهلة، والتذكير.</w:t>
-      </w:r>
-    </w:p>
-    <w:p>
-      <w:pPr>
-        <w:pStyle w:val="ListParagraph"/>
-        <w:numPr>
-          <w:ilvl w:val="1"/>
-          <w:numId w:val="2"/>
-        </w:numPr>
-        <w:bidi/>
-        <w:spacing w:after="70" w:before="0" w:line="300"/>
-      </w:pPr>
-      <w:r>
-        <w:rPr>
-          <w:rFonts w:ascii="Arial" w:cs="Arial" w:eastAsia="Arial" w:hAnsi="Arial"/>
-          <w:b w:val="false"/>
-          <w:bCs w:val="false"/>
-          <w:sz w:val="21"/>
-          <w:szCs w:val="21"/>
-          <w:rtl/>
-        </w:rPr>
-        <w:t xml:space="preserve">PurchaseLcTests (7):</w:t>
-      </w:r>
-    </w:p>
-    <w:p>
-      <w:pPr>
-        <w:pStyle w:val="ListParagraph"/>
-        <w:numPr>
-          <w:ilvl w:val="2"/>
-          <w:numId w:val="2"/>
-        </w:numPr>
-        <w:bidi/>
-        <w:spacing w:after="70" w:before="0" w:line="300"/>
-      </w:pPr>
-      <w:r>
-        <w:rPr>
-          <w:rFonts w:ascii="Arial" w:cs="Arial" w:eastAsia="Arial" w:hAnsi="Arial"/>
-          <w:b w:val="false"/>
-          <w:bCs w:val="false"/>
-          <w:sz w:val="21"/>
-          <w:szCs w:val="21"/>
-          <w:rtl/>
-        </w:rPr>
-        <w:t xml:space="preserve">AC-REQ-1.</w:t>
-      </w:r>
-    </w:p>
-    <w:p>
-      <w:pPr>
-        <w:pStyle w:val="ListParagraph"/>
-        <w:numPr>
-          <w:ilvl w:val="2"/>
-          <w:numId w:val="2"/>
-        </w:numPr>
-        <w:bidi/>
-        <w:spacing w:after="70" w:before="0" w:line="300"/>
-      </w:pPr>
-      <w:r>
-        <w:rPr>
-          <w:rFonts w:ascii="Arial" w:cs="Arial" w:eastAsia="Arial" w:hAnsi="Arial"/>
-          <w:b w:val="false"/>
-          <w:bCs w:val="false"/>
-          <w:sz w:val="21"/>
-          <w:szCs w:val="21"/>
-          <w:rtl/>
-        </w:rPr>
-        <w:t xml:space="preserve">AC-WFL-3 مع التجاوز.</w:t>
-      </w:r>
-    </w:p>
-    <w:p>
-      <w:pPr>
-        <w:pStyle w:val="ListParagraph"/>
-        <w:numPr>
-          <w:ilvl w:val="2"/>
-          <w:numId w:val="2"/>
-        </w:numPr>
-        <w:bidi/>
-        <w:spacing w:after="70" w:before="0" w:line="300"/>
-      </w:pPr>
-      <w:r>
-        <w:rPr>
-          <w:rFonts w:ascii="Arial" w:cs="Arial" w:eastAsia="Arial" w:hAnsi="Arial"/>
-          <w:b w:val="false"/>
-          <w:bCs w:val="false"/>
-          <w:sz w:val="21"/>
-          <w:szCs w:val="21"/>
-          <w:rtl/>
-        </w:rPr>
-        <w:t xml:space="preserve">انتهاء الحجز.</w:t>
-      </w:r>
-    </w:p>
-    <w:p>
-      <w:pPr>
-        <w:pStyle w:val="ListParagraph"/>
-        <w:numPr>
-          <w:ilvl w:val="2"/>
-          <w:numId w:val="2"/>
-        </w:numPr>
-        <w:bidi/>
-        <w:spacing w:after="70" w:before="0" w:line="300"/>
-      </w:pPr>
-      <w:r>
-        <w:rPr>
-          <w:rFonts w:ascii="Arial" w:cs="Arial" w:eastAsia="Arial" w:hAnsi="Arial"/>
-          <w:b w:val="false"/>
-          <w:bCs w:val="false"/>
-          <w:sz w:val="21"/>
-          <w:szCs w:val="21"/>
-          <w:rtl/>
-        </w:rPr>
-        <w:t xml:space="preserve">التقديم والتسديد والإغلاق والانتهاء والمطابقة.</w:t>
-      </w:r>
-    </w:p>
-    <w:p>
-      <w:pPr>
-        <w:pStyle w:val="ListParagraph"/>
-        <w:numPr>
-          <w:ilvl w:val="2"/>
-          <w:numId w:val="2"/>
-        </w:numPr>
-        <w:bidi/>
-        <w:spacing w:after="70" w:before="0" w:line="300"/>
-      </w:pPr>
-      <w:r>
-        <w:rPr>
-          <w:rFonts w:ascii="Arial" w:cs="Arial" w:eastAsia="Arial" w:hAnsi="Arial"/>
-          <w:b w:val="false"/>
-          <w:bCs w:val="false"/>
-          <w:sz w:val="21"/>
-          <w:szCs w:val="21"/>
-          <w:rtl/>
-        </w:rPr>
-        <w:t xml:space="preserve">التعديل.</w:t>
-      </w:r>
-    </w:p>
-    <w:p>
-      <w:pPr>
-        <w:pStyle w:val="ListParagraph"/>
-        <w:numPr>
-          <w:ilvl w:val="2"/>
-          <w:numId w:val="2"/>
-        </w:numPr>
-        <w:bidi/>
-        <w:spacing w:after="70" w:before="0" w:line="300"/>
-      </w:pPr>
-      <w:r>
-        <w:rPr>
-          <w:rFonts w:ascii="Arial" w:cs="Arial" w:eastAsia="Arial" w:hAnsi="Arial"/>
-          <w:b w:val="false"/>
-          <w:bCs w:val="false"/>
-          <w:sz w:val="21"/>
-          <w:szCs w:val="21"/>
-          <w:rtl/>
-        </w:rPr>
-        <w:t xml:space="preserve">فصل المهام عند الحجز.</w:t>
-      </w:r>
-    </w:p>
-    <w:p>
-      <w:pPr>
-        <w:pStyle w:val="ListParagraph"/>
-        <w:numPr>
-          <w:ilvl w:val="1"/>
-          <w:numId w:val="2"/>
-        </w:numPr>
-        <w:bidi/>
-        <w:spacing w:after="70" w:before="0" w:line="300"/>
-      </w:pPr>
-      <w:r>
-        <w:rPr>
-          <w:rFonts w:ascii="Arial" w:cs="Arial" w:eastAsia="Arial" w:hAnsi="Arial"/>
-          <w:b w:val="false"/>
-          <w:bCs w:val="false"/>
-          <w:sz w:val="21"/>
-          <w:szCs w:val="21"/>
-          <w:rtl/>
-        </w:rPr>
-        <w:t xml:space="preserve">WorkflowFoundationTests وRequestEngineTests وTemplateVersionTests.</w:t>
-      </w:r>
-    </w:p>
-    <w:p>
-      <w:pPr>
-        <w:pStyle w:val="ListParagraph"/>
-        <w:numPr>
-          <w:ilvl w:val="1"/>
-          <w:numId w:val="2"/>
-        </w:numPr>
-        <w:bidi/>
-        <w:spacing w:after="70" w:before="0" w:line="300"/>
-      </w:pPr>
-      <w:r>
-        <w:rPr>
-          <w:rFonts w:ascii="Arial" w:cs="Arial" w:eastAsia="Arial" w:hAnsi="Arial"/>
-          <w:b w:val="false"/>
-          <w:bCs w:val="false"/>
-          <w:sz w:val="21"/>
-          <w:szCs w:val="21"/>
-          <w:rtl/>
-        </w:rPr>
-        <w:t xml:space="preserve">مكتوبة ولم تُشغَّل بعد (§5): AC-FAC-12 عبر HTTP، والخروج على DS-LC-C، وIBAN والطباعة ونموذج البنك واللوحات.</w:t>
-      </w:r>
-    </w:p>
-    <w:p>
-      <w:pPr>
-        <w:pStyle w:val="ListParagraph"/>
-        <w:numPr>
-          <w:ilvl w:val="0"/>
-          <w:numId w:val="2"/>
-        </w:numPr>
-        <w:bidi/>
-        <w:spacing w:after="70" w:before="0" w:line="300"/>
-      </w:pPr>
-      <w:r>
-        <w:rPr>
-          <w:rFonts w:ascii="Arial" w:cs="Arial" w:eastAsia="Arial" w:hAnsi="Arial"/>
-          <w:b/>
-          <w:bCs/>
-          <w:sz w:val="21"/>
-          <w:szCs w:val="21"/>
-          <w:rtl/>
-        </w:rPr>
-        <w:t xml:space="preserve">اختبارات الوحدة.</w:t>
-      </w:r>
-      <w:r>
-        <w:rPr>
-          <w:rFonts w:ascii="Arial" w:cs="Arial" w:eastAsia="Arial" w:hAnsi="Arial"/>
-          <w:b w:val="false"/>
-          <w:bCs w:val="false"/>
-          <w:sz w:val="21"/>
-          <w:szCs w:val="21"/>
-          <w:rtl/>
-        </w:rPr>
-        <w:t xml:space="preserve"> 143 اختبارًا في BankFas.Core (منها نص البنود وتحويلات النماذج)، ومنها أمثلة المواصفة 13 لساعات العمل (الموعد الأحد 14:00، والتعرّض للتأخر 12:24، والتذكير الأربعاء 15:00 ثم الاثنين 12:00 ثم الخميس 09:00).</w:t>
-      </w:r>
+      <w:bookmarkEnd w:id="11"/>
     </w:p>
     <w:p>
       <w:pPr>
@@ -5249,7 +5457,352 @@
           <w:szCs w:val="21"/>
           <w:rtl/>
         </w:rPr>
-        <w:t xml:space="preserve"> نجح بعد إيداع f63a30e. ويعمل الآن على الإيداعات اللاحقة.</w:t>
+        <w:t xml:space="preserve"> نجح على الإيداع 5991dad:</w:t>
+      </w:r>
+    </w:p>
+    <w:p>
+      <w:pPr>
+        <w:pStyle w:val="ListParagraph"/>
+        <w:numPr>
+          <w:ilvl w:val="1"/>
+          <w:numId w:val="2"/>
+        </w:numPr>
+        <w:bidi/>
+        <w:spacing w:after="70" w:before="0" w:line="300"/>
+      </w:pPr>
+      <w:r>
+        <w:rPr>
+          <w:rFonts w:ascii="Arial" w:cs="Arial" w:eastAsia="Arial" w:hAnsi="Arial"/>
+          <w:b w:val="false"/>
+          <w:bCs w:val="false"/>
+          <w:sz w:val="21"/>
+          <w:szCs w:val="21"/>
+          <w:rtl/>
+        </w:rPr>
+        <w:t xml:space="preserve">157 اختبار وحدة في BankFas.Core.</w:t>
+      </w:r>
+    </w:p>
+    <w:p>
+      <w:pPr>
+        <w:pStyle w:val="ListParagraph"/>
+        <w:numPr>
+          <w:ilvl w:val="1"/>
+          <w:numId w:val="2"/>
+        </w:numPr>
+        <w:bidi/>
+        <w:spacing w:after="70" w:before="0" w:line="300"/>
+      </w:pPr>
+      <w:r>
+        <w:rPr>
+          <w:rFonts w:ascii="Arial" w:cs="Arial" w:eastAsia="Arial" w:hAnsi="Arial"/>
+          <w:b w:val="false"/>
+          <w:bCs w:val="false"/>
+          <w:sz w:val="21"/>
+          <w:szCs w:val="21"/>
+          <w:rtl/>
+        </w:rPr>
+        <w:t xml:space="preserve">اختبار المتصفح بمقطع S3.</w:t>
+      </w:r>
+    </w:p>
+    <w:p>
+      <w:pPr>
+        <w:pStyle w:val="ListParagraph"/>
+        <w:numPr>
+          <w:ilvl w:val="1"/>
+          <w:numId w:val="2"/>
+        </w:numPr>
+        <w:bidi/>
+        <w:spacing w:after="70" w:before="0" w:line="300"/>
+      </w:pPr>
+      <w:r>
+        <w:rPr>
+          <w:rFonts w:ascii="Arial" w:cs="Arial" w:eastAsia="Arial" w:hAnsi="Arial"/>
+          <w:b w:val="false"/>
+          <w:bCs w:val="false"/>
+          <w:sz w:val="21"/>
+          <w:szCs w:val="21"/>
+          <w:rtl/>
+        </w:rPr>
+        <w:t xml:space="preserve">104 اختبارات تكامل على قاعدة بيانات منشورة.</w:t>
+      </w:r>
+    </w:p>
+    <w:p>
+      <w:pPr>
+        <w:pStyle w:val="ListParagraph"/>
+        <w:numPr>
+          <w:ilvl w:val="0"/>
+          <w:numId w:val="2"/>
+        </w:numPr>
+        <w:bidi/>
+        <w:spacing w:after="70" w:before="0" w:line="300"/>
+      </w:pPr>
+      <w:r>
+        <w:rPr>
+          <w:rFonts w:ascii="Arial" w:cs="Arial" w:eastAsia="Arial" w:hAnsi="Arial"/>
+          <w:b/>
+          <w:bCs/>
+          <w:sz w:val="21"/>
+          <w:szCs w:val="21"/>
+          <w:rtl/>
+        </w:rPr>
+        <w:t xml:space="preserve">ما كشفته الدورات قبله وأُصلح:</w:t>
+      </w:r>
+    </w:p>
+    <w:p>
+      <w:pPr>
+        <w:pStyle w:val="ListParagraph"/>
+        <w:numPr>
+          <w:ilvl w:val="1"/>
+          <w:numId w:val="2"/>
+        </w:numPr>
+        <w:bidi/>
+        <w:spacing w:after="70" w:before="0" w:line="300"/>
+      </w:pPr>
+      <w:r>
+        <w:rPr>
+          <w:rFonts w:ascii="Arial" w:cs="Arial" w:eastAsia="Arial" w:hAnsi="Arial"/>
+          <w:b w:val="false"/>
+          <w:bCs w:val="false"/>
+          <w:sz w:val="21"/>
+          <w:szCs w:val="21"/>
+          <w:rtl/>
+        </w:rPr>
+        <w:t xml:space="preserve">كلمة </w:t>
+      </w:r>
+      <w:r>
+        <w:rPr>
+          <w:rFonts w:ascii="Courier New" w:cs="Courier New" w:eastAsia="Courier New" w:hAnsi="Courier New"/>
+          <w:b w:val="false"/>
+          <w:bCs w:val="false"/>
+          <w:color w:val="1F2937"/>
+          <w:sz w:val="18"/>
+          <w:szCs w:val="18"/>
+          <w:shd w:fill="F1F3F5" w:color="auto" w:val="clear"/>
+          <w:rtl/>
+        </w:rPr>
+        <w:t xml:space="preserve">‎open‎</w:t>
+      </w:r>
+      <w:r>
+        <w:rPr>
+          <w:rFonts w:ascii="Arial" w:cs="Arial" w:eastAsia="Arial" w:hAnsi="Arial"/>
+          <w:b w:val="false"/>
+          <w:bCs w:val="false"/>
+          <w:sz w:val="21"/>
+          <w:szCs w:val="21"/>
+          <w:rtl/>
+        </w:rPr>
+        <w:t xml:space="preserve"> المحجوزة في استعلام لوحة المدير.</w:t>
+      </w:r>
+    </w:p>
+    <w:p>
+      <w:pPr>
+        <w:pStyle w:val="ListParagraph"/>
+        <w:numPr>
+          <w:ilvl w:val="1"/>
+          <w:numId w:val="2"/>
+        </w:numPr>
+        <w:bidi/>
+        <w:spacing w:after="70" w:before="0" w:line="300"/>
+      </w:pPr>
+      <w:r>
+        <w:rPr>
+          <w:rFonts w:ascii="Arial" w:cs="Arial" w:eastAsia="Arial" w:hAnsi="Arial"/>
+          <w:b w:val="false"/>
+          <w:bCs w:val="false"/>
+          <w:sz w:val="21"/>
+          <w:szCs w:val="21"/>
+          <w:rtl/>
+        </w:rPr>
+        <w:t xml:space="preserve">جمود في قاعدة البيانات تحت التزامن (§5).</w:t>
+      </w:r>
+    </w:p>
+    <w:p>
+      <w:pPr>
+        <w:pStyle w:val="ListParagraph"/>
+        <w:numPr>
+          <w:ilvl w:val="1"/>
+          <w:numId w:val="2"/>
+        </w:numPr>
+        <w:bidi/>
+        <w:spacing w:after="70" w:before="0" w:line="300"/>
+      </w:pPr>
+      <w:r>
+        <w:rPr>
+          <w:rFonts w:ascii="Arial" w:cs="Arial" w:eastAsia="Arial" w:hAnsi="Arial"/>
+          <w:b w:val="false"/>
+          <w:bCs w:val="false"/>
+          <w:sz w:val="21"/>
+          <w:szCs w:val="21"/>
+          <w:rtl/>
+        </w:rPr>
+        <w:t xml:space="preserve">رؤية المفوَّض للطلب كانت تقرأ ساعة النظام لا ساعة المنصة.</w:t>
+      </w:r>
+    </w:p>
+    <w:p>
+      <w:pPr>
+        <w:pStyle w:val="ListParagraph"/>
+        <w:numPr>
+          <w:ilvl w:val="1"/>
+          <w:numId w:val="2"/>
+        </w:numPr>
+        <w:bidi/>
+        <w:spacing w:after="70" w:before="0" w:line="300"/>
+      </w:pPr>
+      <w:r>
+        <w:rPr>
+          <w:rFonts w:ascii="Arial" w:cs="Arial" w:eastAsia="Arial" w:hAnsi="Arial"/>
+          <w:b w:val="false"/>
+          <w:bCs w:val="false"/>
+          <w:sz w:val="21"/>
+          <w:szCs w:val="21"/>
+          <w:rtl/>
+        </w:rPr>
+        <w:t xml:space="preserve">أربعة أخطاء في الاختبارات نفسها: رد 403 بعد التقديم، وقالب نموذج البنك قبل اختيار التسهيل، وتاريخ المشترك المحلي في اختبار التفويض، ومسار </w:t>
+      </w:r>
+      <w:r>
+        <w:rPr>
+          <w:rFonts w:ascii="Courier New" w:cs="Courier New" w:eastAsia="Courier New" w:hAnsi="Courier New"/>
+          <w:b w:val="false"/>
+          <w:bCs w:val="false"/>
+          <w:color w:val="1F2937"/>
+          <w:sz w:val="18"/>
+          <w:szCs w:val="18"/>
+          <w:shd w:fill="F1F3F5" w:color="auto" w:val="clear"/>
+          <w:rtl/>
+        </w:rPr>
+        <w:t xml:space="preserve">‎company.refCode‎</w:t>
+      </w:r>
+      <w:r>
+        <w:rPr>
+          <w:rFonts w:ascii="Arial" w:cs="Arial" w:eastAsia="Arial" w:hAnsi="Arial"/>
+          <w:b w:val="false"/>
+          <w:bCs w:val="false"/>
+          <w:sz w:val="21"/>
+          <w:szCs w:val="21"/>
+          <w:rtl/>
+        </w:rPr>
+        <w:t xml:space="preserve"> في الاستجابة.</w:t>
+      </w:r>
+    </w:p>
+    <w:p>
+      <w:pPr>
+        <w:pStyle w:val="ListParagraph"/>
+        <w:numPr>
+          <w:ilvl w:val="0"/>
+          <w:numId w:val="2"/>
+        </w:numPr>
+        <w:bidi/>
+        <w:spacing w:after="70" w:before="0" w:line="300"/>
+      </w:pPr>
+      <w:r>
+        <w:rPr>
+          <w:rFonts w:ascii="Arial" w:cs="Arial" w:eastAsia="Arial" w:hAnsi="Arial"/>
+          <w:b/>
+          <w:bCs/>
+          <w:sz w:val="21"/>
+          <w:szCs w:val="21"/>
+          <w:rtl/>
+        </w:rPr>
+        <w:t xml:space="preserve">اختبارات التكامل الجديدة في S3:</w:t>
+      </w:r>
+    </w:p>
+    <w:p>
+      <w:pPr>
+        <w:pStyle w:val="ListParagraph"/>
+        <w:numPr>
+          <w:ilvl w:val="1"/>
+          <w:numId w:val="2"/>
+        </w:numPr>
+        <w:bidi/>
+        <w:spacing w:after="70" w:before="0" w:line="300"/>
+      </w:pPr>
+      <w:r>
+        <w:rPr>
+          <w:rFonts w:ascii="Arial" w:cs="Arial" w:eastAsia="Arial" w:hAnsi="Arial"/>
+          <w:b w:val="false"/>
+          <w:bCs w:val="false"/>
+          <w:sz w:val="21"/>
+          <w:szCs w:val="21"/>
+          <w:rtl/>
+        </w:rPr>
+        <w:t xml:space="preserve">WorkflowQueueTests (4).</w:t>
+      </w:r>
+    </w:p>
+    <w:p>
+      <w:pPr>
+        <w:pStyle w:val="ListParagraph"/>
+        <w:numPr>
+          <w:ilvl w:val="1"/>
+          <w:numId w:val="2"/>
+        </w:numPr>
+        <w:bidi/>
+        <w:spacing w:after="70" w:before="0" w:line="300"/>
+      </w:pPr>
+      <w:r>
+        <w:rPr>
+          <w:rFonts w:ascii="Arial" w:cs="Arial" w:eastAsia="Arial" w:hAnsi="Arial"/>
+          <w:b w:val="false"/>
+          <w:bCs w:val="false"/>
+          <w:sz w:val="21"/>
+          <w:szCs w:val="21"/>
+          <w:rtl/>
+        </w:rPr>
+        <w:t xml:space="preserve">PurchaseLcTests (9): AC-REQ-1، والاعتماد المسحوب والمغلق والمنتهي، والتعديل، وفصل المهام، وAC-WFL-3، وانتهاء الحجز، وIBAN والطباعة ونموذج البنك واللوحات، والخروج على DS-LC-C، وAC-FAC-12 عبر HTTP.</w:t>
+      </w:r>
+    </w:p>
+    <w:p>
+      <w:pPr>
+        <w:pStyle w:val="ListParagraph"/>
+        <w:numPr>
+          <w:ilvl w:val="1"/>
+          <w:numId w:val="2"/>
+        </w:numPr>
+        <w:bidi/>
+        <w:spacing w:after="70" w:before="0" w:line="300"/>
+      </w:pPr>
+      <w:r>
+        <w:rPr>
+          <w:rFonts w:ascii="Arial" w:cs="Arial" w:eastAsia="Arial" w:hAnsi="Arial"/>
+          <w:b w:val="false"/>
+          <w:bCs w:val="false"/>
+          <w:sz w:val="21"/>
+          <w:szCs w:val="21"/>
+          <w:rtl/>
+        </w:rPr>
+        <w:t xml:space="preserve">FacilityTests: مرجع المنصة BR-FAC-021.</w:t>
+      </w:r>
+    </w:p>
+    <w:p>
+      <w:pPr>
+        <w:pStyle w:val="ListParagraph"/>
+        <w:numPr>
+          <w:ilvl w:val="0"/>
+          <w:numId w:val="2"/>
+        </w:numPr>
+        <w:bidi/>
+        <w:spacing w:after="70" w:before="0" w:line="300"/>
+      </w:pPr>
+      <w:r>
+        <w:rPr>
+          <w:rFonts w:ascii="Arial" w:cs="Arial" w:eastAsia="Arial" w:hAnsi="Arial"/>
+          <w:b/>
+          <w:bCs/>
+          <w:sz w:val="21"/>
+          <w:szCs w:val="21"/>
+          <w:rtl/>
+        </w:rPr>
+        <w:t xml:space="preserve">اختبارات الوحدة الجديدة.</w:t>
+      </w:r>
+      <w:r>
+        <w:rPr>
+          <w:rFonts w:ascii="Arial" w:cs="Arial" w:eastAsia="Arial" w:hAnsi="Arial"/>
+          <w:b w:val="false"/>
+          <w:bCs w:val="false"/>
+          <w:sz w:val="21"/>
+          <w:szCs w:val="21"/>
+          <w:rtl/>
+        </w:rPr>
+        <w:t xml:space="preserve"> نص البنود، وتحويلات النماذج، ومرجع التسهيل (FacilityReferenceTests).</w:t>
       </w:r>
     </w:p>
     <w:p>

--- a/treasury-platform/docs/48-PHASE2-S3-BUILD.docx
+++ b/treasury-platform/docs/48-PHASE2-S3-BUILD.docx
@@ -5545,6 +5545,63 @@
           <w:szCs w:val="21"/>
           <w:rtl/>
         </w:rPr>
+        <w:t xml:space="preserve">فحص قاعدة البيانات (</w:t>
+      </w:r>
+      <w:r>
+        <w:rPr>
+          <w:rFonts w:ascii="Courier New" w:cs="Courier New" w:eastAsia="Courier New" w:hAnsi="Courier New"/>
+          <w:b/>
+          <w:bCs/>
+          <w:color w:val="1F2937"/>
+          <w:sz w:val="18"/>
+          <w:szCs w:val="18"/>
+          <w:shd w:fill="F1F3F5" w:color="auto" w:val="clear"/>
+          <w:rtl/>
+        </w:rPr>
+        <w:t xml:space="preserve">‎tools/ci/db_ci.sh‎</w:t>
+      </w:r>
+      <w:r>
+        <w:rPr>
+          <w:rFonts w:ascii="Arial" w:cs="Arial" w:eastAsia="Arial" w:hAnsi="Arial"/>
+          <w:b/>
+          <w:bCs/>
+          <w:sz w:val="21"/>
+          <w:szCs w:val="21"/>
+          <w:rtl/>
+        </w:rPr>
+        <w:t xml:space="preserve">).</w:t>
+      </w:r>
+      <w:r>
+        <w:rPr>
+          <w:rFonts w:ascii="Arial" w:cs="Arial" w:eastAsia="Arial" w:hAnsi="Arial"/>
+          <w:b w:val="false"/>
+          <w:bCs w:val="false"/>
+          <w:sz w:val="21"/>
+          <w:szCs w:val="21"/>
+          <w:rtl/>
+        </w:rPr>
+        <w:t xml:space="preserve"> نجح كله على a9f8d5f، بعد أن أُصلح فيه مدقق الحزم (حزم S3 لم تمر به منذ S3-A) واختباران يفعّلان تسهيلات دون مرجع.</w:t>
+      </w:r>
+    </w:p>
+    <w:p>
+      <w:pPr>
+        <w:pStyle w:val="ListParagraph"/>
+        <w:numPr>
+          <w:ilvl w:val="0"/>
+          <w:numId w:val="2"/>
+        </w:numPr>
+        <w:bidi/>
+        <w:spacing w:after="70" w:before="0" w:line="300"/>
+      </w:pPr>
+      <w:r>
+        <w:rPr>
+          <w:rFonts w:ascii="Arial" w:cs="Arial" w:eastAsia="Arial" w:hAnsi="Arial"/>
+          <w:b/>
+          <w:bCs/>
+          <w:sz w:val="21"/>
+          <w:szCs w:val="21"/>
+          <w:rtl/>
+        </w:rPr>
         <w:t xml:space="preserve">ما كشفته الدورات قبله وأُصلح:</w:t>
       </w:r>
     </w:p>

--- a/treasury-platform/docs/48-PHASE2-S3-BUILD.docx
+++ b/treasury-platform/docs/48-PHASE2-S3-BUILD.docx
@@ -5308,7 +5308,27 @@
           <w:szCs w:val="21"/>
           <w:rtl/>
         </w:rPr>
-        <w:t xml:space="preserve"> لا شاشة لكتابة القالب وربط حقوله (يُكتب عبر الواجهة البرمجية)، ولا تخطيط مرئي للنموذج. وقبل اختيار التسهيل لا يُعرف البنك، فلا ينطبق إلا قالب لكل البنوك.</w:t>
+        <w:t xml:space="preserve"> </w:t>
+      </w:r>
+      <w:r>
+        <w:rPr>
+          <w:rFonts w:ascii="Segoe UI Emoji" w:cs="Segoe UI Emoji" w:eastAsia="Segoe UI Emoji" w:hAnsi="Segoe UI Emoji"/>
+          <w:sz w:val="21"/>
+          <w:szCs w:val="21"/>
+          <w:rtl/>
+        </w:rPr>
+        <w:t xml:space="preserve">✅</w:t>
+      </w:r>
+      <w:r>
+        <w:rPr>
+          <w:rFonts w:ascii="Arial" w:cs="Arial" w:eastAsia="Arial" w:hAnsi="Arial"/>
+          <w:b w:val="false"/>
+          <w:bCs w:val="false"/>
+          <w:sz w:val="21"/>
+          <w:szCs w:val="21"/>
+          <w:rtl/>
+        </w:rPr>
+        <w:t xml:space="preserve"> (2026-10-24) صارت لها شاشة: إنشاء مسودة القالب، وربط حقوله بمسارات الطلب مع التحويل والإلزام والترتيب، والتفعيل، وإصدار نسخة جديدة تنسخ الربط. ويبقى دون تخطيط مرئي للنموذج. وقبل اختيار التسهيل لا يُعرف البنك، فلا ينطبق إلا قالب لكل البنوك.</w:t>
       </w:r>
     </w:p>
     <w:p>
@@ -5374,7 +5394,27 @@
           <w:szCs w:val="21"/>
           <w:rtl/>
         </w:rPr>
-        <w:t xml:space="preserve"> قائمة الفئات في نموذج التسهيل هي الفئات التسع الافتراضية. والفئة التي يضيفها المشترك تُقبل عبر الواجهة البرمجية ولا تظهر بعد في القائمة.</w:t>
+        <w:t xml:space="preserve"> </w:t>
+      </w:r>
+      <w:r>
+        <w:rPr>
+          <w:rFonts w:ascii="Segoe UI Emoji" w:cs="Segoe UI Emoji" w:eastAsia="Segoe UI Emoji" w:hAnsi="Segoe UI Emoji"/>
+          <w:sz w:val="21"/>
+          <w:szCs w:val="21"/>
+          <w:rtl/>
+        </w:rPr>
+        <w:t xml:space="preserve">✅</w:t>
+      </w:r>
+      <w:r>
+        <w:rPr>
+          <w:rFonts w:ascii="Arial" w:cs="Arial" w:eastAsia="Arial" w:hAnsi="Arial"/>
+          <w:b w:val="false"/>
+          <w:bCs w:val="false"/>
+          <w:sz w:val="21"/>
+          <w:szCs w:val="21"/>
+          <w:rtl/>
+        </w:rPr>
+        <w:t xml:space="preserve"> (2026-10-24) تُقرأ من قائمة FACILITY_CLASS في الكتالوج، فتظهر الفئة التي يضيفها المشترك (docs/31 الصف 45).</w:t>
       </w:r>
     </w:p>
     <w:p>
